--- a/por/docx/38.content.docx
+++ b/por/docx/38.content.docx
@@ -256,7 +256,7 @@
         <w:rPr>
           <w:lang w:val="pt_PT" w:bidi="pt_PT"/>
         </w:rPr>
-        <w:t xml:space="preserve"> Portanto, diga ao povo: Assim diz o SENHOR dos Exércitos: 'Voltem para mim, e eu voltarei para vocês.</w:t>
+        <w:t xml:space="preserve"> Portanto, diga ao povo: Assim diz o SENHOR dos Exércitos: Voltem para mim, e eu voltarei para vocês.</w:t>
       </w:r>
     </w:p>
     <w:p>
@@ -277,7 +277,7 @@
         <w:rPr>
           <w:lang w:val="pt_PT" w:bidi="pt_PT"/>
         </w:rPr>
-        <w:t xml:space="preserve"> Não sejam como os seus antepassados, a quem os primeiros profetas advertiam: ‘Assim diz o SENHOR dos Exércitos: Abandonem os seus caminhos maus e deixem as suas práticas más’, diz o SENHOR; mas eles não quiseram ouvir e não deram atenção', diz o SENHOR.</w:t>
+        <w:t xml:space="preserve"> Não sejam como os seus antepassados, a quem os primeiros profetas advertiam: ‘Assim diz o SENHOR dos Exércitos: Abandonem os seus caminhos maus e deixem as suas práticas más, diz o SENHOR; mas eles não quiseram ouvir e não deram atenção’, diz o SENHOR.</w:t>
       </w:r>
     </w:p>
     <w:p>
@@ -319,7 +319,7 @@
         <w:rPr>
           <w:lang w:val="pt_PT" w:bidi="pt_PT"/>
         </w:rPr>
-        <w:t xml:space="preserve"> porém as palavras e as ordens que o SENHOR deu aos seus servos, os profetas, alcançaram os seus antepassados; e eles foram castigados com rigor. Então eles se voltaram e disseram: 'O SENHOR dos Exércitos nos tratou conforme os nossos caminhos e conforme as nossas ações; ele fez como havia decidido'”.</w:t>
+        <w:t xml:space="preserve"> porém tudo o que o SENHOR tinha dito por meio dos servos dele, os profetas, se cumpriu sobre os seus antepassados. Então eles se arrependeram e disseram: ‘O SENHOR dos Exércitos nos tratou conforme os nossos caminhos e as nossas ações; ele fez exatamente o que havia prometido’”.</w:t>
       </w:r>
     </w:p>
     <w:p>
@@ -340,7 +340,7 @@
         <w:rPr>
           <w:lang w:val="pt_PT" w:bidi="pt_PT"/>
         </w:rPr>
-        <w:t xml:space="preserve"> No vigésimo quarto dia do décimo primeiro mês, o mês de sebate, no segundo ano do reinado de Dario, a palavra do SENHOR veio ao profeta Zacarias, filho de Baraquias, neto de Ido.</w:t>
+        <w:t xml:space="preserve"> No vigésimo quarto dia do décimo primeiro mês, o mês de sebate [aproximadamente janeiro/fevereiro], no segundo ano do reinado de Dario, a palavra do SENHOR veio ao profeta Zacarias, filho de Baraquias, neto de Ido.</w:t>
       </w:r>
     </w:p>
     <w:p>
@@ -382,7 +382,7 @@
         <w:rPr>
           <w:lang w:val="pt_PT" w:bidi="pt_PT"/>
         </w:rPr>
-        <w:t xml:space="preserve"> Ao meu lado estava um anjo, e eu lhe perguntei: “Senhor, o que significam estes cavalos?” Ele me respondeu: “Eu lhe mostrarei o que são”.</w:t>
+        <w:t xml:space="preserve"> Ao meu lado estava um anjo, e eu lhe perguntei: “Senhor, o que significam estes cavalos?”. Ele me respondeu: “Eu lhe mostrarei o que são”.</w:t>
       </w:r>
     </w:p>
     <w:p>
@@ -466,7 +466,7 @@
         <w:rPr>
           <w:lang w:val="pt_PT" w:bidi="pt_PT"/>
         </w:rPr>
-        <w:t xml:space="preserve"> E o SENHOR respondeu ao anjo que estava ao meu lado com palavras boas, palavras que traziam consolo e firmeza.</w:t>
+        <w:t xml:space="preserve"> E o SENHOR respondeu ao anjo que estava ao meu lado com palavras boas e de consolo.</w:t>
       </w:r>
     </w:p>
     <w:p>
@@ -508,7 +508,7 @@
         <w:rPr>
           <w:lang w:val="pt_PT" w:bidi="pt_PT"/>
         </w:rPr>
-        <w:t xml:space="preserve"> mas estou muito indignado com as nações que vivem seguras e satisfeitas; eu estava apenas um pouco irado, porém elas aumentaram o sofrimento de Jerusalém’.</w:t>
+        <w:t xml:space="preserve"> mas estou muito indignado com as nações pagãs que vivem ricas, seguras e satisfeitas; eu estava apenas um pouco irado, porém elas aumentaram o sofrimento de Jerusalém’.</w:t>
       </w:r>
     </w:p>
     <w:p>
@@ -592,7 +592,7 @@
         <w:rPr>
           <w:lang w:val="pt_PT" w:bidi="pt_PT"/>
         </w:rPr>
-        <w:t xml:space="preserve"> E perguntei ao anjo que falava comigo: “O que são estes chifres?”. Ele respondeu: “São as nações que espalharam Judá, Israel e Jerusalém”.</w:t>
+        <w:t xml:space="preserve"> E perguntei ao anjo que falava comigo: “O que são estes chifres?”. Ele respondeu: “Representam as quatro nações que espalharam Judá, Israel e Jerusalém”.</w:t>
       </w:r>
     </w:p>
     <w:p>
@@ -634,7 +634,7 @@
         <w:rPr>
           <w:lang w:val="pt_PT" w:bidi="pt_PT"/>
         </w:rPr>
-        <w:t xml:space="preserve"> Então eu perguntei: “O que eles vieram fazer?” Ele respondeu: “Eles vieram para derrubar e assustar os chifres das nações que levantaram o seu poder contra a terra de Judá, para espalhar o seu povo, de modo que ninguém pudesse levantar a cabeça”.</w:t>
+        <w:t xml:space="preserve"> Eu perguntei: “O que eles vêm fazer?”. Ele respondeu: “Estes chifres espalharam Judá, e o povo ficou tão abatido que ninguém conseguia erguer a cabeça; mas os artesãos chegaram para causar temor e para quebrar esses chifres das nações que se levantaram contra Judá para espalhá-lo”.</w:t>
       </w:r>
     </w:p>
     <w:p>
@@ -734,7 +734,7 @@
         <w:rPr>
           <w:lang w:val="pt_PT" w:bidi="pt_PT"/>
         </w:rPr>
-        <w:t xml:space="preserve"> E ele lhe disse: “Corra e fale àquele jovem: ‘Jerusalém será tão habitada que parecerá sem limites; haverá tanta gente que faltará espaço. Muitos viverão fora dos muros, com seus rebanhos, e ainda assim estarão seguros.</w:t>
+        <w:t xml:space="preserve"> E ele lhe disse: “Corra e fale àquele jovem: ‘Jerusalém será tão cheia de gente que quase não haverá espaço; muitos viverão fora dos muros, com seus rebanhos, e ainda assim estarão seguros.</w:t>
       </w:r>
     </w:p>
     <w:p>
@@ -797,7 +797,7 @@
         <w:rPr>
           <w:lang w:val="pt_PT" w:bidi="pt_PT"/>
         </w:rPr>
-        <w:t xml:space="preserve"> “Atenção, Sião! Fuja, fuja agora, você que mora na cidade da Babilônia!”, diz o SENHOR dos Exércitos.</w:t>
+        <w:t xml:space="preserve"> “Atenção, Sião! Fujam, fujam agora, vocês que moram na cidade da Babilônia!”, diz o SENHOR dos Exércitos.</w:t>
       </w:r>
     </w:p>
     <w:p>
@@ -860,7 +860,7 @@
         <w:rPr>
           <w:lang w:val="pt_PT" w:bidi="pt_PT"/>
         </w:rPr>
-        <w:t xml:space="preserve"> “Cante e se alegre, cidade de Sião, porque eu venho e habitarei no meio de vocês”, diz o SENHOR.</w:t>
+        <w:t xml:space="preserve"> “Cante e se alegre, cidade de Sião, porque eu venho habitar no meio de vocês”, diz o SENHOR.</w:t>
       </w:r>
     </w:p>
     <w:p>
@@ -923,7 +923,7 @@
         <w:rPr>
           <w:lang w:val="pt_PT" w:bidi="pt_PT"/>
         </w:rPr>
-        <w:t xml:space="preserve"> Calem-se, com respeito, todos os homens, diante do SENHOR, porque ele se levantou do seu santo lugar.</w:t>
+        <w:t xml:space="preserve"> Calem-se diante do SENHOR, todos os homens, porque ele se levantou do seu santo lugar.</w:t>
       </w:r>
     </w:p>
     <w:p>
@@ -1023,7 +1023,7 @@
         <w:rPr>
           <w:lang w:val="pt_PT" w:bidi="pt_PT"/>
         </w:rPr>
-        <w:t xml:space="preserve"> O Anjo falou aos que estavam perto dele: “Retirem dele as roupas impuras”; e, voltando-se para Josué, disse: “Veja, eu tirei de você a sua culpa, e agora o vestirei com roupas limpas de festa”.</w:t>
+        <w:t xml:space="preserve"> O Anjo falou aos que estavam perto dele: “Retirem dele as roupas impuras”; e, voltando-se para Josué, disse: “Veja, eu tirei de você o seu pecado, e agora o vestirei com roupas novas de festa”.</w:t>
       </w:r>
     </w:p>
     <w:p>
@@ -1107,7 +1107,7 @@
         <w:rPr>
           <w:lang w:val="pt_PT" w:bidi="pt_PT"/>
         </w:rPr>
-        <w:t xml:space="preserve"> “‘Portanto, escute o que digo, sumo sacerdote Josué, e também vocês, sacerdotes que estão com ele: o que acontece com vocês é um sinal do que virá; pois eu enviarei o meu servo, o Ramo Novo.</w:t>
+        <w:t xml:space="preserve"> Portanto, escute o que digo, sumo sacerdote Josué, e também vocês, sacerdotes que estão com ele: o que acontece com vocês é um sinal do que virá; pois eu enviarei o meu servo, o Ramo Novo.</w:t>
       </w:r>
     </w:p>
     <w:p>
@@ -1128,7 +1128,7 @@
         <w:rPr>
           <w:lang w:val="pt_PT" w:bidi="pt_PT"/>
         </w:rPr>
-        <w:t xml:space="preserve"> Coloquei diante de Josué uma pedra com sete faces; e sobre essa pedra eu gravarei um nome’, diz o SENHOR dos Exércitos, ‘e removerei o pecado desta terra em um só dia’.</w:t>
+        <w:t xml:space="preserve"> Coloquei diante de Josué uma pedra com sete faces; e sobre essa pedra eu gravarei um nome’, diz o SENHOR dos Exércitos, ‘e removerei os pecados desta terra num só dia.</w:t>
       </w:r>
     </w:p>
     <w:p>
@@ -1149,7 +1149,7 @@
         <w:rPr>
           <w:lang w:val="pt_PT" w:bidi="pt_PT"/>
         </w:rPr>
-        <w:t xml:space="preserve"> “‘Depois disso’, diz o SENHOR dos Exércitos, ‘vocês viverão em paz e com abundância; cada um terá a sua casa e poderá chamar seus amigos para se assentarem debaixo da sua videira e debaixo das figueiras’”.</w:t>
+        <w:t xml:space="preserve"> Depois disso’, diz o SENHOR dos Exércitos, ‘cada um de vocês terá sua casa e poderá convidar seus amigos para sentar-se debaixo da sua videira e da sua figueira’”.</w:t>
       </w:r>
     </w:p>
     <w:p>
@@ -1270,7 +1270,7 @@
         <w:rPr>
           <w:lang w:val="pt_PT" w:bidi="pt_PT"/>
         </w:rPr>
-        <w:t xml:space="preserve"> E o anjo me respondeu: “Você realmente não entende?” Eu disse: “Não, meu senhor; eu não entendo”.</w:t>
+        <w:t xml:space="preserve"> E o anjo perguntou: “Você realmente não entende?”. Eu disse: “Não, meu senhor; eu não entendo”.</w:t>
       </w:r>
     </w:p>
     <w:p>
@@ -1312,7 +1312,7 @@
         <w:rPr>
           <w:lang w:val="pt_PT" w:bidi="pt_PT"/>
         </w:rPr>
-        <w:t xml:space="preserve"> Assim, nenhum obstáculo, por maior que pareça, ficará de pé diante de Zorobabel; ele o reduzirá a nada, e trará a pedra principal deste templo; e o povo clamará: 'Foi pela graça de Deus, foi pela graça de Deus!'".</w:t>
+        <w:t xml:space="preserve"> Assim, nenhum obstáculo, por maior que seja, ficará de pé diante de Zorobabel; ele o reduzirá a nada e trará a pedra principal deste templo; e o povo clamará: ‘Só pela graça de Deus é que fizemos tudo isso!’”.</w:t>
       </w:r>
     </w:p>
     <w:p>
@@ -1375,7 +1375,7 @@
         <w:rPr>
           <w:lang w:val="pt_PT" w:bidi="pt_PT"/>
         </w:rPr>
-        <w:t xml:space="preserve"> Não desprezem o dia dos pequenos começos, porque vocês se alegrarão ao ver a obra avançar e a pedra principal nas mãos de Zorobabel”; e ele me disse: “As sete lâmpadas são os olhos do SENHOR, que observam tudo o que acontece na terra”.</w:t>
+        <w:t xml:space="preserve"> Não desprezem o dia dos pequenos começos, porque vocês se alegrarão vendo o trabalho começar e a pedra principal nas mãos de Zorobabel”. E ele me disse: “As sete lâmpadas são os olhos do SENHOR, que observam tudo o que acontece na terra”.</w:t>
       </w:r>
     </w:p>
     <w:p>
@@ -1417,7 +1417,7 @@
         <w:rPr>
           <w:lang w:val="pt_PT" w:bidi="pt_PT"/>
         </w:rPr>
-        <w:t xml:space="preserve"> e a respeito dos dois ramos de oliveira, por onde o azeite corria e caía em duas vasilhas, por meio de dois tubos de ouro.</w:t>
+        <w:t xml:space="preserve"> e a respeito dos dois ramos de oliveira que derramam azeite por meio de dois tubos de ouro.</w:t>
       </w:r>
     </w:p>
     <w:p>
@@ -1459,7 +1459,7 @@
         <w:rPr>
           <w:lang w:val="pt_PT" w:bidi="pt_PT"/>
         </w:rPr>
-        <w:t xml:space="preserve"> Então ele disse: “Eles são os dois ungidos que o SENHOR utiliza para realizar a sua vontade na terra”.</w:t>
+        <w:t xml:space="preserve"> Então ele disse: “Eles representam os dois ungidos que servem diante do SENHOR de toda a terra”.</w:t>
       </w:r>
     </w:p>
     <w:p>
@@ -1517,7 +1517,7 @@
         <w:rPr>
           <w:lang w:val="pt_PT" w:bidi="pt_PT"/>
         </w:rPr>
-        <w:t xml:space="preserve"> “O que você está vendo?”, perguntou-me o anjo; eu respondi: “Vejo um rolo de pergaminho voando; ele mede cerca de nove metros de comprimento e quatro e meio de largura”.</w:t>
+        <w:t xml:space="preserve"> “O que você está vendo?”, perguntou-me o anjo; eu respondi: “Vejo um rolo de pergaminho voando; ele mede 9 metros de comprimento e 4,5 metros de largura”.</w:t>
       </w:r>
     </w:p>
     <w:p>
@@ -1538,7 +1538,7 @@
         <w:rPr>
           <w:lang w:val="pt_PT" w:bidi="pt_PT"/>
         </w:rPr>
-        <w:t xml:space="preserve"> Então ele disse: “Este rolo é a maldição que Deus enviou sobre toda a terra; nele está escrito que todo o que rouba, todo o que mente e todo o que faz juízo falso será expulso, conforme esta maldição.</w:t>
+        <w:t xml:space="preserve"> Então o anjo disse: “Este rolo mostra a maldição que Deus enviou sobre toda a terra. Nele está escrito que todo ladrão será expulso, e todo aquele que jura falsamente também será expulso, conforme o que está escrito no rolo.</w:t>
       </w:r>
     </w:p>
     <w:p>
@@ -1559,7 +1559,7 @@
         <w:rPr>
           <w:lang w:val="pt_PT" w:bidi="pt_PT"/>
         </w:rPr>
-        <w:t xml:space="preserve"> Assim diz o SENHOR DOS EXÉRCITOS: ‘Eu farei esta maldição entrar na casa de cada ladrão e na casa de todo aquele que jura falsamente pelo meu nome; ela ficará dentro da casa deles e a consumirá, até destruir tudo’”.</w:t>
+        <w:t xml:space="preserve"> Assim diz o SENHOR dos Exércitos: ‘Vou lançar essa maldição sobre a casa de cada ladrão e de todo aquele que jura falsamente pelo meu nome; ela permanecerá sobre a casa deles e a destruirá’”.</w:t>
       </w:r>
     </w:p>
     <w:p>
@@ -1580,7 +1580,7 @@
         <w:rPr>
           <w:lang w:val="pt_PT" w:bidi="pt_PT"/>
         </w:rPr>
-        <w:t xml:space="preserve"> Depois disso, o anjo se afastou por um tempo; então voltou e me disse: “Erga os olhos e veja o que está passando pelo céu”.</w:t>
+        <w:t xml:space="preserve"> Depois disso, o anjo voltou e me disse: “Erga os olhos e veja o que está aparecendo”.</w:t>
       </w:r>
     </w:p>
     <w:p>
@@ -1601,7 +1601,7 @@
         <w:rPr>
           <w:lang w:val="pt_PT" w:bidi="pt_PT"/>
         </w:rPr>
-        <w:t xml:space="preserve"> Eu perguntei: “O que é aquilo?”; ele respondeu: “É um grande cesto, e nele está o pecado que se espalhou por toda a terra”.</w:t>
+        <w:t xml:space="preserve"> Eu perguntei: “O que é aquilo?”. Ele respondeu: “É um grande cesto; ele mostra a maldade do povo em toda a terra”.</w:t>
       </w:r>
     </w:p>
     <w:p>
@@ -1664,7 +1664,7 @@
         <w:rPr>
           <w:lang w:val="pt_PT" w:bidi="pt_PT"/>
         </w:rPr>
-        <w:t xml:space="preserve"> Então vi duas mulheres vindo pelo ar; elas voavam, e suas asas eram como asas de cegonha; elas pegaram o cesto e o levaram suspenso entre o céu e a terra.</w:t>
+        <w:t xml:space="preserve"> Então vi duas mulheres voando; suas asas pareciam asas de cegonha. Elas pegaram o cesto e o carregaram pelos ares.</w:t>
       </w:r>
     </w:p>
     <w:p>
@@ -1706,7 +1706,7 @@
         <w:rPr>
           <w:lang w:val="pt_PT" w:bidi="pt_PT"/>
         </w:rPr>
-        <w:t xml:space="preserve"> Ele respondeu: “Estão levando para a Babilônia, que é o lugar dela; ali lhe prepararão um templo e colocarão o cesto sobre um pedestal”.</w:t>
+        <w:t xml:space="preserve"> Ele respondeu: “Estão levando o cesto para a terra da Babilônia, onde será construída uma casa para ele. Quando tudo estiver pronto, o cesto será colocado ali em seu pedestal”.</w:t>
       </w:r>
     </w:p>
     <w:p>
@@ -1743,7 +1743,7 @@
         <w:rPr>
           <w:lang w:val="pt_PT" w:bidi="pt_PT"/>
         </w:rPr>
-        <w:t xml:space="preserve"> Voltei a levantar os olhos e vi quatro carros de guerra saindo do meio de dois montes feitos de bronze.</w:t>
+        <w:t xml:space="preserve"> Voltei a levantar os olhos e vi quatro carros de guerra saindo do meio de dois montes de bronze.</w:t>
       </w:r>
     </w:p>
     <w:p>
@@ -1827,7 +1827,7 @@
         <w:rPr>
           <w:lang w:val="pt_PT" w:bidi="pt_PT"/>
         </w:rPr>
-        <w:t xml:space="preserve"> O anjo respondeu: “São os quatro espíritos do céu, que permanecem diante do SENHOR de toda a terra e agora saem para executar o que Ele ordena”.</w:t>
+        <w:t xml:space="preserve"> O anjo respondeu: “São os quatro espíritos do céu, que permanecem diante do SENHOR de toda a terra e agora saem para executar o que ele ordena”.</w:t>
       </w:r>
     </w:p>
     <w:p>
@@ -1869,7 +1869,7 @@
         <w:rPr>
           <w:lang w:val="pt_PT" w:bidi="pt_PT"/>
         </w:rPr>
-        <w:t xml:space="preserve"> Os cavalos fortes avançavam com pressa, desejando percorrer toda a terra; então o anjo disse: “Vão e atravessem a terra inteira”. E eles partiram.</w:t>
+        <w:t xml:space="preserve"> Os cavalos fortes avançavam com pressa, desejando percorrer toda a terra; então o anjo disse: “Vão e percorram a terra”. E eles partiram.</w:t>
       </w:r>
     </w:p>
     <w:p>
@@ -1890,7 +1890,7 @@
         <w:rPr>
           <w:lang w:val="pt_PT" w:bidi="pt_PT"/>
         </w:rPr>
-        <w:t xml:space="preserve"> Depois disso, o SENHOR me chamou e declarou: “Os que foram para a terra do Norte cumpriram o meu juízo e trouxeram descanso ao meu Espírito naquela região”.</w:t>
+        <w:t xml:space="preserve"> Depois disso, o SENHOR me chamou e declarou: “Os que foram para a terra do Norte cumpriram o meu castigo e acalmaram o meu Espírito naquela terra”.</w:t>
       </w:r>
     </w:p>
     <w:p>
@@ -1911,7 +1911,7 @@
         <w:rPr>
           <w:lang w:val="pt_PT" w:bidi="pt_PT"/>
         </w:rPr>
-        <w:t xml:space="preserve"> Em outra palavra, o SENHOR falou comigo e disse:</w:t>
+        <w:t xml:space="preserve"> Em outra mensagem, o SENHOR falou comigo e disse:</w:t>
       </w:r>
     </w:p>
     <w:p>
@@ -1932,7 +1932,7 @@
         <w:rPr>
           <w:lang w:val="pt_PT" w:bidi="pt_PT"/>
         </w:rPr>
-        <w:t xml:space="preserve"> “Heldai, Tobias e Jedaías, que estão entre os exilados, trarão prata e ouro enviados pelos judeus que vivem na Babilônia. No dia em que chegarem, vá encontrá-los na casa de Josias, filho de Sofonias, onde ficarão hospedados.</w:t>
+        <w:t xml:space="preserve"> “Heldai, Tobias e Jedaías, que estão entre os exilados, trarão prata e ouro enviados pelos judeus cativos na Babilônia. No dia em que chegarem, vá encontrá-los na casa de Josias, filho de Sofonias, onde ficarão hospedados.</w:t>
       </w:r>
     </w:p>
     <w:p>
@@ -1974,7 +1974,7 @@
         <w:rPr>
           <w:lang w:val="pt_PT" w:bidi="pt_PT"/>
         </w:rPr>
-        <w:t xml:space="preserve"> Diga a ele que o SENHOR dos Exércitos declara: ‘Aqui está o homem chamado Ramo Novo; ele surgirá do seu próprio lugar e edificará o templo do SENHOR.</w:t>
+        <w:t xml:space="preserve"> Diga a ele que o SENHOR dos Exércitos declara: ‘Você é o homem chamado Ramo Novo; ele brotará das suas próprias raízes e edificará o templo do SENHOR.</w:t>
       </w:r>
     </w:p>
     <w:p>
@@ -1995,7 +1995,7 @@
         <w:rPr>
           <w:lang w:val="pt_PT" w:bidi="pt_PT"/>
         </w:rPr>
-        <w:t xml:space="preserve"> Ele construirá o templo do SENHOR; a honra real será dele; ele se assentará como Rei e também servirá como Sacerdote, e haverá plena harmonia entre as duas funções'.</w:t>
+        <w:t xml:space="preserve"> Ele construirá o templo do SENHOR; a honra real será dele; ele se assentará como Rei e também servirá como Sacerdote, e haverá plena harmonia entre as duas funções’.</w:t>
       </w:r>
     </w:p>
     <w:p>
@@ -2037,7 +2037,7 @@
         <w:rPr>
           <w:lang w:val="pt_PT" w:bidi="pt_PT"/>
         </w:rPr>
-        <w:t xml:space="preserve"> Pessoas que estão longe virão ajudar a reconstruir o templo do SENHOR; então vocês saberão que o SENHOR dos Exércitos me enviou. Mas isso só acontecerá se obedecerem de coração aos mandamentos do SENHOR, o seu Deus".</w:t>
+        <w:t xml:space="preserve"> Pessoas que virão de longe ajudarão a reconstruir o templo do SENHOR; então vocês saberão que o SENHOR dos Exércitos me enviou. Mas isso acontecerá somente se vocês obedecerem fielmente ao SENHOR, seu Deus”.</w:t>
       </w:r>
     </w:p>
     <w:p>
@@ -2074,7 +2074,7 @@
         <w:rPr>
           <w:lang w:val="pt_PT" w:bidi="pt_PT"/>
         </w:rPr>
-        <w:t xml:space="preserve"> O SENHOR me enviou outra mensagem no quarto ano do reinado de Dario, no quarto dia do nono mês, o mês de quisleu.</w:t>
+        <w:t xml:space="preserve"> O SENHOR me enviou outra mensagem no quarto ano do reinado de Dario, no quarto dia do nono mês, o mês de quisleu [aproximadamente novembro/dezembro].</w:t>
       </w:r>
     </w:p>
     <w:p>
@@ -2158,7 +2158,7 @@
         <w:rPr>
           <w:lang w:val="pt_PT" w:bidi="pt_PT"/>
         </w:rPr>
-        <w:t xml:space="preserve"> “Quando vocês voltarem a Betel, digam a todo o povo e aos sacerdotes de lá: ‘Durante os setenta anos de cativeiro, quando vocês jejuavam e choravam no quinto e no sétimo mês, era mesmo para mim que vocês jejuavam? Era para mim que vocês se humilhavam?</w:t>
+        <w:t xml:space="preserve"> “Quando vocês voltarem a Betel, digam a todo o povo e aos sacerdotes de lá: ‘Durante os setenta anos de cativeiro, quando vocês jejuavam e choravam no quinto e no sétimo mês, era mesmo para mim que vocês faziam isso? Vocês estavam realmente deixando seus pecados e se voltando para mim?</w:t>
       </w:r>
     </w:p>
     <w:p>
@@ -2179,7 +2179,7 @@
         <w:rPr>
           <w:lang w:val="pt_PT" w:bidi="pt_PT"/>
         </w:rPr>
-        <w:t xml:space="preserve"> E agora, quando vocês comem e quando vocês bebem, não é para vocês mesmos que comem e para vocês mesmos que bebem?</w:t>
+        <w:t xml:space="preserve"> E agora, quando vocês comem e bebem, vocês só pensam em satisfazer os próprios desejos.</w:t>
       </w:r>
     </w:p>
     <w:p>
@@ -2242,7 +2242,7 @@
         <w:rPr>
           <w:lang w:val="pt_PT" w:bidi="pt_PT"/>
         </w:rPr>
-        <w:t xml:space="preserve"> “Assim diz o SENHOR dos Exércitos: Pratiquem a justiça com verdade; ajam com retidão; sejam bondosos uns com os outros e saibam perdoar.</w:t>
+        <w:t xml:space="preserve"> “Assim diz o SENHOR dos Exércitos: Sejam honestos e corretos; não aceitem suborno; sejam bondosos uns com os outros.</w:t>
       </w:r>
     </w:p>
     <w:p>
@@ -2263,7 +2263,7 @@
         <w:rPr>
           <w:lang w:val="pt_PT" w:bidi="pt_PT"/>
         </w:rPr>
-        <w:t xml:space="preserve"> Não oprimam a viúva nem o órfão, nem o estrangeiro nem o pobre; e não planejem o mal no coração uns contra os outros”.</w:t>
+        <w:t xml:space="preserve"> Não oprimam a viúva nem o órfão, nem o estrangeiro nem o pobre; e não planejem o mal no coração uns contra os outros.</w:t>
       </w:r>
     </w:p>
     <w:p>
@@ -2284,7 +2284,7 @@
         <w:rPr>
           <w:lang w:val="pt_PT" w:bidi="pt_PT"/>
         </w:rPr>
-        <w:t xml:space="preserve"> “Mas os seus antepassados não quiseram escutar; com rebeldia viraram as costas e fecharam os ouvidos para não ouvir.</w:t>
+        <w:t xml:space="preserve"> Mas os seus antepassados não quiseram escutar; com rebeldia viraram as costas e fecharam os ouvidos para não ouvir.</w:t>
       </w:r>
     </w:p>
     <w:p>
@@ -2326,7 +2326,7 @@
         <w:rPr>
           <w:lang w:val="pt_PT" w:bidi="pt_PT"/>
         </w:rPr>
-        <w:t xml:space="preserve"> “Eu chamei, e eles não quiseram ouvir; por isso, quando eles clamarem por mim, pedindo ajuda, eu também não os ouvirei”, diz o SENHOR dos Exércitos.</w:t>
+        <w:t xml:space="preserve"> Eu chamei, e eles não quiseram ouvir; por isso, quando eles clamarem por mim, pedindo ajuda, eu também não os ouvirei, diz o SENHOR dos Exércitos.</w:t>
       </w:r>
     </w:p>
     <w:p>
@@ -2347,7 +2347,7 @@
         <w:rPr>
           <w:lang w:val="pt_PT" w:bidi="pt_PT"/>
         </w:rPr>
-        <w:t xml:space="preserve"> “Como um vendaval eu os espalhei entre nações distantes; a terra onde viviam ficou deserta, sem quem passasse; e a terra agradável se tornou vazia e abandonada”.</w:t>
+        <w:t xml:space="preserve"> Como um vendaval eu os espalhei entre nações distantes; a terra onde viviam ficou deserta, sem quem passasse; e a terra agradável se tornou vazia e abandonada”.</w:t>
       </w:r>
     </w:p>
     <w:p>
@@ -2447,7 +2447,7 @@
         <w:rPr>
           <w:lang w:val="pt_PT" w:bidi="pt_PT"/>
         </w:rPr>
-        <w:t xml:space="preserve"> Assim diz o SENHOR dos Exércitos: “Haverá paz e bem-estar em Jerusalém, e outra vez homens e mulheres idosos se sentarão nas praças; andarão devagar pelas ruas, apoiados em suas bengalas,</w:t>
+        <w:t xml:space="preserve"> Assim diz o SENHOR dos Exércitos: “Jerusalém terá paz e bem‑estar por muito tempo, e outra vez homens e mulheres idosos se sentarão nas praças e andarão devagar pelas ruas, apoiados em suas bengalas,</w:t>
       </w:r>
     </w:p>
     <w:p>
@@ -2489,7 +2489,7 @@
         <w:rPr>
           <w:lang w:val="pt_PT" w:bidi="pt_PT"/>
         </w:rPr>
-        <w:t xml:space="preserve"> O SENHOR dos Exércitos diz: “Ainda que isso pareça impossível aos seus olhos, ó remanescente deste povo, para mim isso não é difícil”.</w:t>
+        <w:t xml:space="preserve"> O SENHOR dos Exércitos diz: “Ainda que isso pareça impossível aos seus olhos, ó remanescente deste povo, para mim isso é muito simples”.</w:t>
       </w:r>
     </w:p>
     <w:p>
@@ -2531,7 +2531,7 @@
         <w:rPr>
           <w:lang w:val="pt_PT" w:bidi="pt_PT"/>
         </w:rPr>
-        <w:t xml:space="preserve"> Eu os trarei de volta, e eles habitarão em segurança em Jerusalém; eles serão o meu povo, e eu serei o seu Deus, com justiça e verdade, e que perdoa os seus pecados!”.</w:t>
+        <w:t xml:space="preserve"> Eu os trarei de volta, e eles habitarão em segurança em Jerusalém; eles serão o meu povo, e eu serei o seu Deus, justo e verdadeiro”.</w:t>
       </w:r>
     </w:p>
     <w:p>
@@ -2573,7 +2573,7 @@
         <w:rPr>
           <w:lang w:val="pt_PT" w:bidi="pt_PT"/>
         </w:rPr>
-        <w:t xml:space="preserve"> Antes de a construção começar, não havia trabalho, nem pagamento, nem proteção; quem saía da cidade não sabia se voltaria, por causa dos adversários, pois eu fiz com que cada um se voltasse contra o seu próximo.</w:t>
+        <w:t xml:space="preserve"> Antes de a construção começar, não havia trabalho, nem pagamento, nem segurança; quem saía da cidade não sabia se voltaria, por causa dos adversários, pois eu fiz com que cada um se voltasse contra o seu próximo.</w:t>
       </w:r>
     </w:p>
     <w:p>
@@ -2657,7 +2657,7 @@
         <w:rPr>
           <w:lang w:val="pt_PT" w:bidi="pt_PT"/>
         </w:rPr>
-        <w:t xml:space="preserve"> Assim diz o SENHOR dos Exércitos: “Eu decidi agir com firmeza; não mudarei de propósito: quando seus antepassados me provocaram, eu cumpri o que disse e os castiguei”, diz o SENHOR dos Exércitos.</w:t>
+        <w:t xml:space="preserve"> Assim diz o SENHOR dos Exércitos: “Eu decidi abençoar vocês com certeza, e não mudarei de ideia. Quando seus antepassados me enfureceram, eu cumpri o que havia dito e os castiguei”, diz o SENHOR dos Exércitos.</w:t>
       </w:r>
     </w:p>
     <w:p>
@@ -2699,7 +2699,7 @@
         <w:rPr>
           <w:lang w:val="pt_PT" w:bidi="pt_PT"/>
         </w:rPr>
-        <w:t xml:space="preserve"> Isto é o que vocês devem praticar: falem a verdade uns com os outros; julguem com justiça e retidão nos seus tribunais; busquem a paz entre vocês.</w:t>
+        <w:t xml:space="preserve"> Isto é o que vocês devem praticar: falem a verdade uns com os outros; julguem com justiça e retidão nos seus tribunais; vivam em paz com todos.</w:t>
       </w:r>
     </w:p>
     <w:p>
@@ -2804,7 +2804,7 @@
         <w:rPr>
           <w:lang w:val="pt_PT" w:bidi="pt_PT"/>
         </w:rPr>
-        <w:t xml:space="preserve"> e a cidade se encherá de gente de outras cidades, que virão para as celebrações; amigos que vivem longe se encontrarão e dirão: ‘Vamos a Jerusalém buscar o SENHOR, para que ele nos abençoe e nos trate com bondade; venha! Eu já estou indo; vamos agora!’.</w:t>
+        <w:t xml:space="preserve"> e a cidade se encherá de gente de outras cidades, que virão para as celebrações; amigos que vivem longe se encontrarão e dirão: ‘Vamos a Jerusalém buscar o SENHOR, para que ele nos abençoe e nos trate com bondade. Venha! Eu já estou indo, vamos agora!’.</w:t>
       </w:r>
     </w:p>
     <w:p>
@@ -3009,7 +3009,7 @@
         <w:rPr>
           <w:lang w:val="pt_PT" w:bidi="pt_PT"/>
         </w:rPr>
-        <w:t xml:space="preserve"> Eles não comerão mais carne com sangue, nem alimento proibido; os que restarem servirão ao SENHOR e serão como uma nova família dentro de Israel; e os filisteus de Ecrom se unirão por casamento aos israelitas, como os jebuseus fizeram no passado.</w:t>
+        <w:t xml:space="preserve"> Eles não comerão mais carne com sangue, nem alimento proibido; os que restarem servirão ao SENHOR e serão como uma nova família dentro de Israel; e os filisteus de Ecrom se unirão ao povo de Israel, como os jebuseus fizeram no passado.</w:t>
       </w:r>
     </w:p>
     <w:p>
@@ -3051,7 +3051,7 @@
         <w:rPr>
           <w:lang w:val="pt_PT" w:bidi="pt_PT"/>
         </w:rPr>
-        <w:t xml:space="preserve"> Alegre-se muito, ó filha de Sião! Grite de felicidade, Jerusalém! Vejam, o seu Rei vem a você: justo e vitorioso, humilde, montado em um jumento, em um jumentinho, filho de jumenta.</w:t>
+        <w:t xml:space="preserve"> Alegre-se muito, ó filha de Sião! Grite de felicidade, Jerusalém! Vejam, o seu Rei vem a você: justo e vitorioso, humilde, montado num jumento, num jumentinho, filho de jumenta.</w:t>
       </w:r>
     </w:p>
     <w:p>
@@ -3135,7 +3135,7 @@
         <w:rPr>
           <w:lang w:val="pt_PT" w:bidi="pt_PT"/>
         </w:rPr>
-        <w:t xml:space="preserve"> Judá, eu o tomo como meu arco; Israel, eu o faço minha flecha; e os filhos de Sião serão minha espada, espada de guerreiro valente, contra os filhos da Grécia.</w:t>
+        <w:t xml:space="preserve"> Judá, eu o tomo como meu arco; Israel, eu o faço minha flecha; e os filhos de Sião serão minha espada, a espada de um valente soldado, contra os filhos da Grécia.</w:t>
       </w:r>
     </w:p>
     <w:p>
@@ -3177,7 +3177,7 @@
         <w:rPr>
           <w:lang w:val="pt_PT" w:bidi="pt_PT"/>
         </w:rPr>
-        <w:t xml:space="preserve"> O SENHOR dos Exércitos os protegerá; eles vencerão e pisarão os inimigos; provarão a vitória, gritarão como quem bebe vinho, e derramarão sangue, que correrá como sangue de sacrifício sobre o altar.</w:t>
+        <w:t xml:space="preserve"> O SENHOR dos Exércitos os protegerá; eles vencerão e pisarão os inimigos; provarão a vitória, gritarão como quem bebe vinho, e derramarão o sangue dos seus inimigos, que correrá como o sangue de um sacrifício sobre o altar.</w:t>
       </w:r>
     </w:p>
     <w:p>
@@ -3198,7 +3198,7 @@
         <w:rPr>
           <w:lang w:val="pt_PT" w:bidi="pt_PT"/>
         </w:rPr>
-        <w:t xml:space="preserve"> Naquele dia o SENHOR, seu Deus, os salvará, como pastor que guarda suas ovelhas; eles brilharão em sua terra como joias que cintilam em uma coroa.</w:t>
+        <w:t xml:space="preserve"> Naquele dia o SENHOR, seu Deus, os salvará, como pastor que guarda suas ovelhas; eles brilharão em sua terra como joias que cintilam numa coroa.</w:t>
       </w:r>
     </w:p>
     <w:p>
@@ -3298,7 +3298,7 @@
         <w:rPr>
           <w:lang w:val="pt_PT" w:bidi="pt_PT"/>
         </w:rPr>
-        <w:t xml:space="preserve"> “A minha ira se acende contra os pastores e líderes, e eu os chamarei para prestar contas. O SENHOR dos Exércitos veio cuidar do seu rebanho, o povo de Judá, e fará dele um povo forte, como um cavalo valente na guerra.</w:t>
+        <w:t xml:space="preserve"> "A minha ira se acende contra os pastores e líderes, e eu os castigarei. O SENHOR dos Exércitos veio cuidar do seu rebanho, o povo de Judá, e fará dele um povo forte, como um cavalo valente na guerra.</w:t>
       </w:r>
     </w:p>
     <w:p>
@@ -3319,7 +3319,7 @@
         <w:rPr>
           <w:lang w:val="pt_PT" w:bidi="pt_PT"/>
         </w:rPr>
-        <w:t xml:space="preserve"> Do meio dele surgirá a pedra principal, a estaca que sustenta a tenda, o arco que vence os combates, e os governantes.</w:t>
+        <w:t xml:space="preserve"> Dele virão a pedra principal, a estaca da tenda, o arco de guerra e os líderes que governam.</w:t>
       </w:r>
     </w:p>
     <w:p>
@@ -3361,7 +3361,7 @@
         <w:rPr>
           <w:lang w:val="pt_PT" w:bidi="pt_PT"/>
         </w:rPr>
-        <w:t xml:space="preserve"> “Eu darei força à tribo de Judá e trarei salvação à casa de José. Eu os restaurarei, porque tenho amor por eles. Será como se nunca os tivesse rejeitado, pois eu sou o SENHOR, o seu Deus, e ouvirei as suas orações.</w:t>
+        <w:t xml:space="preserve"> “Eu darei força à tribo de Judá e trarei salvação à casa de José. Eu os restaurarei, porque tenho amor por eles. Será como se nunca os tivesse rejeitado, pois eu sou o SENHOR, o seu Deus, e responderei às suas orações.</w:t>
       </w:r>
     </w:p>
     <w:p>
@@ -3382,7 +3382,7 @@
         <w:rPr>
           <w:lang w:val="pt_PT" w:bidi="pt_PT"/>
         </w:rPr>
-        <w:t xml:space="preserve"> Os homens de Israel serão como guerreiros fortes; terão alegria como quem bebe bom vinho. Seus filhos verão a bondade do SENHOR e se alegrarão; seus corações se encherão de alegria no SENHOR.</w:t>
+        <w:t xml:space="preserve"> Os homens de Israel serão como guerreiros fortes; terão alegria como quem bebe bom vinho. Seus filhos verão a bondade do SENHOR e se alegrarão; o coração deles se encherá de alegria no SENHOR.</w:t>
       </w:r>
     </w:p>
     <w:p>
@@ -3403,7 +3403,7 @@
         <w:rPr>
           <w:lang w:val="pt_PT" w:bidi="pt_PT"/>
         </w:rPr>
-        <w:t xml:space="preserve"> Quando eu assobiar para chamá-los, eles virão depressa, pois eu os resgatei novamente. Eles voltarão a ser numerosos como antes.</w:t>
+        <w:t xml:space="preserve"> Quando eu assobiar para chamá-los, eles virão depressa, pois eu os resgatei para mim. Eles voltarão a ser numerosos como antes.</w:t>
       </w:r>
     </w:p>
     <w:p>
@@ -3629,7 +3629,7 @@
         <w:rPr>
           <w:lang w:val="pt_PT" w:bidi="pt_PT"/>
         </w:rPr>
-        <w:t xml:space="preserve"> Eu também não terei mais compaixão dos moradores desta terra”, diz o SENHOR; “eu os entregarei nas mãos de seus líderes e de seus reis; eles esmagarão a terra, e eu não os livrarei das mãos deles”.</w:t>
+        <w:t xml:space="preserve"> Eu também não terei mais compaixão dos moradores desta terra”, diz o SENHOR; “eu os entregarei nas mãos de seus líderes malvados e de seus reis; eles destruirão a terra, e eu não livrarei o meu povo das mãos deles”.</w:t>
       </w:r>
     </w:p>
     <w:p>
@@ -3671,7 +3671,7 @@
         <w:rPr>
           <w:lang w:val="pt_PT" w:bidi="pt_PT"/>
         </w:rPr>
-        <w:t xml:space="preserve"> Em um só mês, afastei três pastores; mas eu me cansei das ovelhas, e elas passaram a me odiar.</w:t>
+        <w:t xml:space="preserve"> Num só mês, afastei três pastores; mas eu me cansei das ovelhas, e elas passaram a me odiar.</w:t>
       </w:r>
     </w:p>
     <w:p>
@@ -3692,7 +3692,7 @@
         <w:rPr>
           <w:lang w:val="pt_PT" w:bidi="pt_PT"/>
         </w:rPr>
-        <w:t xml:space="preserve"> Então eu lhes disse: “Não serei mais o pastor de vocês; a que tiver de morrer, morra; a que tiver de ser morta, seja morta; e as que restarem, devorem a carne umas das outras”.</w:t>
+        <w:t xml:space="preserve"> Então eu lhes disse: “Não serei mais o pastor de vocês; quem quiser morrer, morra; quem for morto, que seja morto; e as que restarem, comam a carne umas das outras”.</w:t>
       </w:r>
     </w:p>
     <w:p>
@@ -3713,7 +3713,7 @@
         <w:rPr>
           <w:lang w:val="pt_PT" w:bidi="pt_PT"/>
         </w:rPr>
-        <w:t xml:space="preserve"> Peguei a minha vara “Graça” e a parti ao meio, para mostrar que eu havia rompido a aliança que eu tinha feito com todas as nações.</w:t>
+        <w:t xml:space="preserve"> Peguei a minha vara “Graça” e a parti ao meio, para mostrar que eu havia rompido a aliança que tinha feito com todas as nações.</w:t>
       </w:r>
     </w:p>
     <w:p>
@@ -3981,7 +3981,7 @@
         <w:rPr>
           <w:lang w:val="pt_PT" w:bidi="pt_PT"/>
         </w:rPr>
-        <w:t xml:space="preserve"> As famílias de Judá dirão entre si: ‘Os moradores de Jerusalém recebem força do SENHOR dos Exércitos, o seu Deus’.</w:t>
+        <w:t xml:space="preserve"> Os líderes de Judá dirão entre si: ‘Os moradores de Jerusalém recebem força do SENHOR dos Exércitos, o seu Deus’.</w:t>
       </w:r>
     </w:p>
     <w:p>
@@ -4086,7 +4086,7 @@
         <w:rPr>
           <w:lang w:val="pt_PT" w:bidi="pt_PT"/>
         </w:rPr>
-        <w:t xml:space="preserve"> Então derramarei um espírito de gratidão e de oração sobre a casa de Davi e sobre os moradores de Jerusalém; eles olharão para aquele que traspassaram e chorarão por ele como se chora por um filho único, com dor profunda como pela perda do primogênito.</w:t>
+        <w:t xml:space="preserve"> Então derramarei um espírito de graça e de oração sobre a casa de Davi e sobre os moradores de Jerusalém; eles olharão para aquele a quem transpassaram e chorarão por ele como se chora por um filho único, com dor profunda como pela perda do primogênito.</w:t>
       </w:r>
     </w:p>
     <w:p>
@@ -4107,7 +4107,7 @@
         <w:rPr>
           <w:lang w:val="pt_PT" w:bidi="pt_PT"/>
         </w:rPr>
-        <w:t xml:space="preserve"> Naquele dia o lamento em Jerusalém será grande, maior que o pranto pela morte do bom rei Josias, quando caiu na batalha no vale de Megido.</w:t>
+        <w:t xml:space="preserve"> Naquele dia o lamento em Jerusalém será grande, como o grande pranto em Hadade-Rimom, no vale de Megido, quando o povo lamentou a morte do rei Josias.</w:t>
       </w:r>
     </w:p>
     <w:p>
@@ -4170,7 +4170,7 @@
         <w:rPr>
           <w:lang w:val="pt_PT" w:bidi="pt_PT"/>
         </w:rPr>
-        <w:t xml:space="preserve"> e todas as demais famílias; cada família chorará separadamente, os maridos de um lado e as esposas de outro.</w:t>
+        <w:t xml:space="preserve"> e todas as demais famílias; cada família chorará separadamente, os maridos de um lado e as esposas de outro”.</w:t>
       </w:r>
     </w:p>
     <w:p>
@@ -4207,7 +4207,7 @@
         <w:rPr>
           <w:lang w:val="pt_PT" w:bidi="pt_PT"/>
         </w:rPr>
-        <w:t xml:space="preserve"> “Naquele dia se abrirá uma fonte para a casa de Israel e para os moradores de Jerusalém, e ela correrá para lavá-los de seus pecados e de toda impureza.</w:t>
+        <w:t xml:space="preserve"> “Naquele dia se abrirá uma fonte para a casa de Israel e para os moradores de Jerusalém, e ela jorrará para lavá-los de seus pecados e de toda impureza”.</w:t>
       </w:r>
     </w:p>
     <w:p>
@@ -4228,7 +4228,7 @@
         <w:rPr>
           <w:lang w:val="pt_PT" w:bidi="pt_PT"/>
         </w:rPr>
-        <w:t xml:space="preserve"> E o SENHOR dos Exércitos declara: 'Naquele dia eu farei cessar a adoração aos ídolos na terra de Israel; até os nomes deles desaparecerão da memória; também eliminarei os falsos profetas e o espírito de impureza.</w:t>
+        <w:t xml:space="preserve"> E o SENHOR dos Exércitos declara: “Naquele dia eu farei cessar a adoração aos ídolos na terra de Israel; até os nomes deles serão esquecidos; também eliminarei os falsos profetas e o espírito de impureza.</w:t>
       </w:r>
     </w:p>
     <w:p>
@@ -4270,7 +4270,7 @@
         <w:rPr>
           <w:lang w:val="pt_PT" w:bidi="pt_PT"/>
         </w:rPr>
-        <w:t xml:space="preserve"> “Naqueles dias, cada profeta se envergonhará de sua visão e não se exibirá; e ninguém vestirá roupa de profeta para enganar.</w:t>
+        <w:t xml:space="preserve"> Naqueles dias, cada profeta se envergonhará de sua visão e não se apresentará como profeta; e ninguém vestirá roupa de profeta para enganar.</w:t>
       </w:r>
     </w:p>
     <w:p>
@@ -4312,7 +4312,7 @@
         <w:rPr>
           <w:lang w:val="pt_PT" w:bidi="pt_PT"/>
         </w:rPr>
-        <w:t xml:space="preserve"> E, se lhe perguntarem: ‘Que feridas são essas no seu peito e nas suas costas?’, ele dirá: ‘Eu as recebi numa briga na casa de amigos’.</w:t>
+        <w:t xml:space="preserve"> E, se lhe perguntarem: ‘Que feridas são essas no seu peito e nas suas costas?’, ele dirá: ‘Eu as recebi numa briga na casa de amigos’”.</w:t>
       </w:r>
     </w:p>
     <w:p>
@@ -4333,7 +4333,7 @@
         <w:rPr>
           <w:lang w:val="pt_PT" w:bidi="pt_PT"/>
         </w:rPr>
-        <w:t xml:space="preserve"> “Desperte, ó espada, e levante-se contra o meu pastor, contra o homem que está ao meu lado”, diz o SENHOR dos Exércitos; “fira o pastor, e as ovelhas se dispersarão; mas eu voltarei a minha mão para as pequenas e as consolarei.</w:t>
+        <w:t xml:space="preserve"> “Desperte, ó espada, e levante-se contra o meu pastor, contra o homem que está ao meu lado”, diz o SENHOR dos Exércitos; “fira o pastor, e as ovelhas se dispersarão; mas eu voltarei para cuidar das pequenas e as consolarei.</w:t>
       </w:r>
     </w:p>
     <w:p>
@@ -4354,7 +4354,7 @@
         <w:rPr>
           <w:lang w:val="pt_PT" w:bidi="pt_PT"/>
         </w:rPr>
-        <w:t xml:space="preserve"> Dois terços dos moradores da terra serão atingidos e morrerão”, declara o SENHOR; “porém um terço permanecerá na terra.</w:t>
+        <w:t xml:space="preserve"> Dois terços do povo de Israel serão atingidos e morrerão”, declara o SENHOR; “porém um terço permanecerá na terra.</w:t>
       </w:r>
     </w:p>
     <w:p>
@@ -4433,7 +4433,7 @@
         <w:rPr>
           <w:lang w:val="pt_PT" w:bidi="pt_PT"/>
         </w:rPr>
-        <w:t xml:space="preserve"> A cidade será tomada, as casas serão saqueadas, as mulheres serão violentadas, e metade do povo será levada ao cativeiro; a outra metade permanecerá em Jerusalém.</w:t>
+        <w:t xml:space="preserve"> A cidade será tomada, as casas serão saqueadas, as mulheres serão violentadas, e metade do povo será levada como prisioneira para outro país; a outra metade permanecerá em Jerusalém.</w:t>
       </w:r>
     </w:p>
     <w:p>
@@ -4496,7 +4496,7 @@
         <w:rPr>
           <w:lang w:val="pt_PT" w:bidi="pt_PT"/>
         </w:rPr>
-        <w:t xml:space="preserve"> Vocês fugirão pelo vale do monte, porque o vale alcançará os portões da cidade; sim, vocês correrão como o povo correu por causa do terremoto nos dias de Uzias, rei de Judá; então o SENHOR, meu Deus, virá, e com ele virão todos os seus santos.</w:t>
+        <w:t xml:space="preserve"> Vocês fugirão pelo vale do monte, porque o vale alcançará os portões da cidade; sim, vocês fugirão como o povo fugiu por causa do terremoto nos dias de Uzias, rei de Judá; então o SENHOR, meu Deus, virá, e com ele virão todos os seus santos.</w:t>
       </w:r>
     </w:p>
     <w:p>
@@ -4601,7 +4601,7 @@
         <w:rPr>
           <w:lang w:val="pt_PT" w:bidi="pt_PT"/>
         </w:rPr>
-        <w:t xml:space="preserve"> Toda a terra, desde Geba, no limite norte de Judá, até Rimom, no limite sul de Judá, se tornará uma grande planície; mas Jerusalém permanecerá elevada no seu lugar, desde a porta de Benjamim até o local da antiga Porta, e daí até a porta da Esquina, e desde a torre de Hananeel até os tanques de prensar uvas do rei.</w:t>
+        <w:t xml:space="preserve"> Toda a terra, desde Geba, no limite norte de Judá, até Rimom, no limite sul de Judá, se tornará uma grande planície; mas Jerusalém permanecerá elevada no seu lugar, desde a porta de Benjamim até o local da antiga Porta, e dali até a porta da Esquina, e desde a torre de Hananeel até os tanques do rei para pisar uvas.</w:t>
       </w:r>
     </w:p>
     <w:p>
@@ -4643,7 +4643,7 @@
         <w:rPr>
           <w:lang w:val="pt_PT" w:bidi="pt_PT"/>
         </w:rPr>
-        <w:t xml:space="preserve"> O SENHOR enviará uma praga contra todos os que lutaram contra Jerusalém: eles andarão como mortos, com a carne apodrecendo; os olhos secarão nas órbitas, e a língua apodrecerá na boca.</w:t>
+        <w:t xml:space="preserve"> O SENHOR enviará uma praga contra todos os povos que lutaram contra Jerusalém: a carne deles começará a apodrecer enquanto ainda estiverem de pé; os olhos secarão dentro das órbitas, e a língua apodrecerá dentro da boca.</w:t>
       </w:r>
     </w:p>
     <w:p>
@@ -4727,7 +4727,7 @@
         <w:rPr>
           <w:lang w:val="pt_PT" w:bidi="pt_PT"/>
         </w:rPr>
-        <w:t xml:space="preserve"> Por fim, os que restarem, entre as nações que atacaram Jerusalém, subirão a Jerusalém ano após ano para adorar o Rei, o SENHOR dos Exércitos, e para celebrar a festa dos tabernáculos.</w:t>
+        <w:t xml:space="preserve"> Por fim, os que restarem, entre as nações que atacaram Jerusalém, subirão a Jerusalém ano após ano para adorar o Rei, o SENHOR dos Exércitos, e para celebrar a festa das Cabanas.</w:t>
       </w:r>
     </w:p>
     <w:p>
@@ -4790,7 +4790,7 @@
         <w:rPr>
           <w:lang w:val="pt_PT" w:bidi="pt_PT"/>
         </w:rPr>
-        <w:t xml:space="preserve"> Assim serão punidos o Egito e qualquer outra nação que se recusar a subir a Jerusalém para a festa de gratidão.</w:t>
+        <w:t xml:space="preserve"> Assim serão punidos o Egito e qualquer outra nação que se recusar a subir a Jerusalém para a festa das Cabanas, que é uma festa de gratidão.</w:t>
       </w:r>
     </w:p>
     <w:p>
